--- a/MITRE-ATTACK/CSW-MITRE-ATTACK-Compliance-Report.docx
+++ b/MITRE-ATTACK/CSW-MITRE-ATTACK-Compliance-Report.docx
@@ -171,6 +171,62 @@
     </w:p>
     <w:bookmarkEnd w:id="11"/>
     <w:bookmarkStart w:id="12" w:name="executive-summary"/>
+    <w:p>
+      <w:pPr>
+        <w:pStyle w:val="Heading2"/>
+      </w:pPr>
+      <w:r>
+        <w:t>How to read the coverage words</w:t>
+      </w:r>
+    </w:p>
+    <w:p>
+      <w:pPr/>
+      <w:r>
+        <w:rPr>
+          <w:b/>
+        </w:rPr>
+        <w:t>Full Coverage</w:t>
+      </w:r>
+      <w:r>
+        <w:t xml:space="preserve"> on the older reports means Secure Workload can produce that row's artifact. It does not mean the control is met.</w:t>
+      </w:r>
+    </w:p>
+    <w:p>
+      <w:pPr/>
+      <w:r>
+        <w:rPr>
+          <w:b/>
+        </w:rPr>
+        <w:t>Partial Coverage</w:t>
+      </w:r>
+      <w:r>
+        <w:t xml:space="preserve"> means file that export next to another control.</w:t>
+      </w:r>
+    </w:p>
+    <w:p>
+      <w:pPr/>
+      <w:r>
+        <w:rPr>
+          <w:b/>
+        </w:rPr>
+        <w:t>Evidence Required</w:t>
+      </w:r>
+      <w:r>
+        <w:t xml:space="preserve"> means Secure Workload has no record. The customer files the contract, the analysis, or the HR or physical-security evidence.</w:t>
+      </w:r>
+    </w:p>
+    <w:p>
+      <w:pPr/>
+      <w:r>
+        <w:rPr>
+          <w:b/>
+        </w:rPr>
+        <w:t>Direct, Supporting, and Out of scope</w:t>
+      </w:r>
+      <w:r>
+        <w:t xml:space="preserve"> on the newer reports are the same idea in different words. Direct is still evidence, not a pass.</w:t>
+      </w:r>
+    </w:p>
     <w:p>
       <w:pPr>
         <w:pStyle w:val="Heading2"/>

--- a/MITRE-ATTACK/CSW-MITRE-ATTACK-Compliance-Report.docx
+++ b/MITRE-ATTACK/CSW-MITRE-ATTACK-Compliance-Report.docx
@@ -10,7 +10,7 @@
         <w:t xml:space="preserve">Cisco Secure Workload - MITRE ATT&amp;CK Compliance Report</w:t>
       </w:r>
     </w:p>
-    <w:bookmarkStart w:id="22" w:name="Xdcd332c56f1b1ae4f787e76b2d1cf042fbdfe05"/>
+    <w:bookmarkStart w:id="23" w:name="Xdcd332c56f1b1ae4f787e76b2d1cf042fbdfe05"/>
     <w:p>
       <w:pPr>
         <w:pStyle w:val="Heading1"/>
@@ -170,63 +170,103 @@
       </w:r>
     </w:p>
     <w:bookmarkEnd w:id="11"/>
-    <w:bookmarkStart w:id="12" w:name="executive-summary"/>
+    <w:bookmarkStart w:id="12" w:name="how-to-read-the-coverage-column"/>
     <w:p>
       <w:pPr>
         <w:pStyle w:val="Heading2"/>
       </w:pPr>
       <w:r>
-        <w:t>How to read the coverage words</w:t>
-      </w:r>
-    </w:p>
-    <w:p>
-      <w:pPr/>
+        <w:t xml:space="preserve">How to read the Coverage column</w:t>
+      </w:r>
+    </w:p>
+    <w:p>
+      <w:pPr>
+        <w:pStyle w:val="FirstParagraph"/>
+      </w:pPr>
+      <w:r>
+        <w:t xml:space="preserve">Every report in this set uses the same three coverage words. Coverage describes</w:t>
+      </w:r>
+      <w:r>
+        <w:t xml:space="preserve"> </w:t>
+      </w:r>
       <w:r>
         <w:rPr>
           <w:b/>
+          <w:bCs/>
         </w:rPr>
-        <w:t>Full Coverage</w:t>
-      </w:r>
-      <w:r>
-        <w:t xml:space="preserve"> on the older reports means Secure Workload can produce that row's artifact. It does not mean the control is met.</w:t>
-      </w:r>
-    </w:p>
-    <w:p>
-      <w:pPr/>
+        <w:t xml:space="preserve">what evidence CSW produces</w:t>
+      </w:r>
+      <w:r>
+        <w:t xml:space="preserve"> </w:t>
+      </w:r>
+      <w:r>
+        <w:t xml:space="preserve">for a topic — it never means the control is passed.</w:t>
+      </w:r>
+    </w:p>
+    <w:p>
+      <w:pPr>
+        <w:pStyle w:val="BodyText"/>
+      </w:pPr>
       <w:r>
         <w:rPr>
           <w:b/>
+          <w:bCs/>
         </w:rPr>
-        <w:t>Partial Coverage</w:t>
-      </w:r>
-      <w:r>
-        <w:t xml:space="preserve"> means file that export next to another control.</w:t>
-      </w:r>
-    </w:p>
-    <w:p>
-      <w:pPr/>
+        <w:t xml:space="preserve">Direct</w:t>
+      </w:r>
+      <w:r>
+        <w:t xml:space="preserve"> </w:t>
+      </w:r>
+      <w:r>
+        <w:t xml:space="preserve">— Secure Workload produces the primary evidence artifact for that topic (segmentation, policy, flow/process telemetry, inventory, vulnerability + reachability, forensic reconstruction). Direct is still evidence, not an attestation.</w:t>
+      </w:r>
+    </w:p>
+    <w:p>
+      <w:pPr>
+        <w:pStyle w:val="BodyText"/>
+      </w:pPr>
       <w:r>
         <w:rPr>
           <w:b/>
+          <w:bCs/>
         </w:rPr>
-        <w:t>Evidence Required</w:t>
-      </w:r>
-      <w:r>
-        <w:t xml:space="preserve"> means Secure Workload has no record. The customer files the contract, the analysis, or the HR or physical-security evidence.</w:t>
-      </w:r>
-    </w:p>
-    <w:p>
-      <w:pPr/>
+        <w:t xml:space="preserve">Supporting</w:t>
+      </w:r>
+      <w:r>
+        <w:t xml:space="preserve"> </w:t>
+      </w:r>
+      <w:r>
+        <w:t xml:space="preserve">— Secure Workload contributes an input that feeds or complements another control, tool, or process (e.g. detection input only, reconciled against an external register, one log source among several).</w:t>
+      </w:r>
+    </w:p>
+    <w:p>
+      <w:pPr>
+        <w:pStyle w:val="BodyText"/>
+      </w:pPr>
       <w:r>
         <w:rPr>
           <w:b/>
+          <w:bCs/>
         </w:rPr>
-        <w:t>Direct, Supporting, and Out of scope</w:t>
-      </w:r>
-      <w:r>
-        <w:t xml:space="preserve"> on the newer reports are the same idea in different words. Direct is still evidence, not a pass.</w:t>
-      </w:r>
-    </w:p>
+        <w:t xml:space="preserve">Evidence Required</w:t>
+      </w:r>
+      <w:r>
+        <w:t xml:space="preserve"> </w:t>
+      </w:r>
+      <w:r>
+        <w:t xml:space="preserve">— Secure Workload has no record for this topic. The customer supplies the contract, the analysis, or the HR / physical-security evidence from another control.</w:t>
+      </w:r>
+    </w:p>
+    <w:p>
+      <w:pPr>
+        <w:pStyle w:val="BlockText"/>
+      </w:pPr>
+      <w:r>
+        <w:t xml:space="preserve">The Coverage ratings in the topic map below are machine-derived from each row’s wording and are flagged for SE review before customer use.</w:t>
+      </w:r>
+    </w:p>
+    <w:bookmarkEnd w:id="12"/>
+    <w:bookmarkStart w:id="13" w:name="executive-summary"/>
     <w:p>
       <w:pPr>
         <w:pStyle w:val="Heading2"/>
@@ -287,8 +327,8 @@
         <w:t xml:space="preserve">a control attestation.</w:t>
       </w:r>
     </w:p>
-    <w:bookmarkEnd w:id="12"/>
-    <w:bookmarkStart w:id="13" w:name="suggested-csw-scope-pattern"/>
+    <w:bookmarkEnd w:id="13"/>
+    <w:bookmarkStart w:id="14" w:name="suggested-csw-scope-pattern"/>
     <w:p>
       <w:pPr>
         <w:pStyle w:val="Heading2"/>
@@ -325,8 +365,8 @@
         <w:t xml:space="preserve">This scope pattern should be validated with the customer’s architecture, application owners, compliance team, and assessor before it is used for formal evidence.</w:t>
       </w:r>
     </w:p>
-    <w:bookmarkEnd w:id="13"/>
-    <w:bookmarkStart w:id="14" w:name="in-scope-for-csw-evidence"/>
+    <w:bookmarkEnd w:id="14"/>
+    <w:bookmarkStart w:id="15" w:name="in-scope-for-csw-evidence"/>
     <w:p>
       <w:pPr>
         <w:pStyle w:val="Heading2"/>
@@ -407,8 +447,8 @@
         <w:t xml:space="preserve">Impact (TA0040) - workload reach scoping during impact analysis</w:t>
       </w:r>
     </w:p>
-    <w:bookmarkEnd w:id="14"/>
-    <w:bookmarkStart w:id="15" w:name="Xaed999129ed4b1f11f99b5af2968248bad86dd6"/>
+    <w:bookmarkEnd w:id="15"/>
+    <w:bookmarkStart w:id="16" w:name="Xaed999129ed4b1f11f99b5af2968248bad86dd6"/>
     <w:p>
       <w:pPr>
         <w:pStyle w:val="Heading2"/>
@@ -489,8 +529,8 @@
         <w:t xml:space="preserve">Collection (TA0009) - host-level (EDR / DLP)</w:t>
       </w:r>
     </w:p>
-    <w:bookmarkEnd w:id="15"/>
-    <w:bookmarkStart w:id="16" w:name="framework-topic-csw-capability-map"/>
+    <w:bookmarkEnd w:id="16"/>
+    <w:bookmarkStart w:id="17" w:name="framework-topic-csw-capability-map"/>
     <w:p>
       <w:pPr>
         <w:pStyle w:val="Heading2"/>
@@ -505,285 +545,14 @@
         <w:tblW w:type="pct" w:w="5000"/>
         <w:tblLayout w:type="fixed"/>
         <w:tblLook w:firstRow="1" w:lastRow="0" w:firstColumn="0" w:lastColumn="0" w:noHBand="0" w:noVBand="0" w:val="0020"/>
-      </w:tblPr>
-      <w:tblGrid>
-        <w:gridCol w:w="2640"/>
-        <w:gridCol w:w="2640"/>
-        <w:gridCol w:w="2640"/>
-      </w:tblGrid>
-      <w:tr>
-        <w:trPr>
-          <w:tblHeader w:val="on"/>
-        </w:trPr>
-        <w:tc>
-          <w:tcPr/>
-          <w:p>
-            <w:pPr>
-              <w:pStyle w:val="Compact"/>
-            </w:pPr>
-            <w:r>
-              <w:t xml:space="preserve">Framework topic</w:t>
-            </w:r>
-          </w:p>
-        </w:tc>
-        <w:tc>
-          <w:tcPr/>
-          <w:p>
-            <w:pPr>
-              <w:pStyle w:val="Compact"/>
-            </w:pPr>
-            <w:r>
-              <w:t xml:space="preserve">CSW capability</w:t>
-            </w:r>
-          </w:p>
-        </w:tc>
-        <w:tc>
-          <w:tcPr/>
-          <w:p>
-            <w:pPr>
-              <w:pStyle w:val="Compact"/>
-            </w:pPr>
-            <w:r>
-              <w:t xml:space="preserve">Evidence artifact</w:t>
-            </w:r>
-          </w:p>
-        </w:tc>
-      </w:tr>
-      <w:tr>
-        <w:tc>
-          <w:tcPr/>
-          <w:p>
-            <w:pPr>
-              <w:pStyle w:val="Compact"/>
-            </w:pPr>
-            <w:r>
-              <w:t xml:space="preserve">Initial Access (TA0001) - reduce reachable surface</w:t>
-            </w:r>
-          </w:p>
-        </w:tc>
-        <w:tc>
-          <w:tcPr/>
-          <w:p>
-            <w:pPr>
-              <w:pStyle w:val="Compact"/>
-            </w:pPr>
-            <w:r>
-              <w:t xml:space="preserve">Reachability-weighted vulnerability evidence; policy workspace deny by default</w:t>
-            </w:r>
-          </w:p>
-        </w:tc>
-        <w:tc>
-          <w:tcPr/>
-          <w:p>
-            <w:pPr>
-              <w:pStyle w:val="Compact"/>
-            </w:pPr>
-            <w:r>
-              <w:t xml:space="preserve">Vulnerability report + workspace snapshot showing reduced ingress paths</w:t>
-            </w:r>
-          </w:p>
-        </w:tc>
-      </w:tr>
-      <w:tr>
-        <w:tc>
-          <w:tcPr/>
-          <w:p>
-            <w:pPr>
-              <w:pStyle w:val="Compact"/>
-            </w:pPr>
-            <w:r>
-              <w:t xml:space="preserve">Discovery (TA0007) - detect lateral discovery flows</w:t>
-            </w:r>
-          </w:p>
-        </w:tc>
-        <w:tc>
-          <w:tcPr/>
-          <w:p>
-            <w:pPr>
-              <w:pStyle w:val="Compact"/>
-            </w:pPr>
-            <w:r>
-              <w:t xml:space="preserve">Process + flow telemetry; alerts on unexpected scanning patterns</w:t>
-            </w:r>
-          </w:p>
-        </w:tc>
-        <w:tc>
-          <w:tcPr/>
-          <w:p>
-            <w:pPr>
-              <w:pStyle w:val="Compact"/>
-            </w:pPr>
-            <w:r>
-              <w:t xml:space="preserve">Alert log for unauthorised east-west reconnaissance</w:t>
-            </w:r>
-          </w:p>
-        </w:tc>
-      </w:tr>
-      <w:tr>
-        <w:tc>
-          <w:tcPr/>
-          <w:p>
-            <w:pPr>
-              <w:pStyle w:val="Compact"/>
-            </w:pPr>
-            <w:r>
-              <w:t xml:space="preserve">Lateral Movement (TA0008) - east-west enforcement and detection</w:t>
-            </w:r>
-          </w:p>
-        </w:tc>
-        <w:tc>
-          <w:tcPr/>
-          <w:p>
-            <w:pPr>
-              <w:pStyle w:val="Compact"/>
-            </w:pPr>
-            <w:r>
-              <w:t xml:space="preserve">Policy workspace + enforcement / violation log</w:t>
-            </w:r>
-          </w:p>
-        </w:tc>
-        <w:tc>
-          <w:tcPr/>
-          <w:p>
-            <w:pPr>
-              <w:pStyle w:val="Compact"/>
-            </w:pPr>
-            <w:r>
-              <w:t xml:space="preserve">Workspace snapshot + violation log showing east-west allowlist enforcement</w:t>
-            </w:r>
-          </w:p>
-        </w:tc>
-      </w:tr>
-      <w:tr>
-        <w:tc>
-          <w:tcPr/>
-          <w:p>
-            <w:pPr>
-              <w:pStyle w:val="Compact"/>
-            </w:pPr>
-            <w:r>
-              <w:t xml:space="preserve">Command and Control (TA0011) - egress detection</w:t>
-            </w:r>
-          </w:p>
-        </w:tc>
-        <w:tc>
-          <w:tcPr/>
-          <w:p>
-            <w:pPr>
-              <w:pStyle w:val="Compact"/>
-            </w:pPr>
-            <w:r>
-              <w:t xml:space="preserve">Outbound flow telemetry with destination context</w:t>
-            </w:r>
-          </w:p>
-        </w:tc>
-        <w:tc>
-          <w:tcPr/>
-          <w:p>
-            <w:pPr>
-              <w:pStyle w:val="Compact"/>
-            </w:pPr>
-            <w:r>
-              <w:t xml:space="preserve">Egress flow report and anomaly alerts</w:t>
-            </w:r>
-          </w:p>
-        </w:tc>
-      </w:tr>
-      <w:tr>
-        <w:tc>
-          <w:tcPr/>
-          <w:p>
-            <w:pPr>
-              <w:pStyle w:val="Compact"/>
-            </w:pPr>
-            <w:r>
-              <w:t xml:space="preserve">Exfiltration (TA0010) - egress detection</w:t>
-            </w:r>
-          </w:p>
-        </w:tc>
-        <w:tc>
-          <w:tcPr/>
-          <w:p>
-            <w:pPr>
-              <w:pStyle w:val="Compact"/>
-            </w:pPr>
-            <w:r>
-              <w:t xml:space="preserve">Outbound flow telemetry with destination context and volume context</w:t>
-            </w:r>
-          </w:p>
-        </w:tc>
-        <w:tc>
-          <w:tcPr/>
-          <w:p>
-            <w:pPr>
-              <w:pStyle w:val="Compact"/>
-            </w:pPr>
-            <w:r>
-              <w:t xml:space="preserve">Egress flow report with volume anomalies</w:t>
-            </w:r>
-          </w:p>
-        </w:tc>
-      </w:tr>
-      <w:tr>
-        <w:tc>
-          <w:tcPr/>
-          <w:p>
-            <w:pPr>
-              <w:pStyle w:val="Compact"/>
-            </w:pPr>
-            <w:r>
-              <w:t xml:space="preserve">Impact (TA0040) - reach scoping</w:t>
-            </w:r>
-          </w:p>
-        </w:tc>
-        <w:tc>
-          <w:tcPr/>
-          <w:p>
-            <w:pPr>
-              <w:pStyle w:val="Compact"/>
-            </w:pPr>
-            <w:r>
-              <w:t xml:space="preserve">Forensic flow + process search</w:t>
-            </w:r>
-          </w:p>
-        </w:tc>
-        <w:tc>
-          <w:tcPr/>
-          <w:p>
-            <w:pPr>
-              <w:pStyle w:val="Compact"/>
-            </w:pPr>
-            <w:r>
-              <w:t xml:space="preserve">Investigation pack showing reach from the impacted workload</w:t>
-            </w:r>
-          </w:p>
-        </w:tc>
-      </w:tr>
-    </w:tbl>
-    <w:bookmarkEnd w:id="16"/>
-    <w:bookmarkStart w:id="17" w:name="evidence-collection-approach"/>
-    <w:p>
-      <w:pPr>
-        <w:pStyle w:val="Heading2"/>
-      </w:pPr>
-      <w:r>
-        <w:t xml:space="preserve">Evidence Collection Approach</w:t>
-      </w:r>
-    </w:p>
-    <w:p>
-      <w:pPr>
-        <w:pStyle w:val="FirstParagraph"/>
-      </w:pPr>
-      <w:r>
-        <w:t xml:space="preserve">The table below describes per-topic evidence collection - what to collect, the CSW source area, and a suggested cadence. The cadence should be tuned to the customer’s audit cycle, regulatory cadence, and risk appetite.</w:t>
-      </w:r>
-    </w:p>
-    <w:tbl>
-      <w:tblPr>
-        <w:tblStyle w:val="Table"/>
-        <w:tblW w:type="pct" w:w="5000"/>
-        <w:tblLayout w:type="fixed"/>
-        <w:tblLook w:firstRow="1" w:lastRow="0" w:firstColumn="0" w:lastColumn="0" w:noHBand="0" w:noVBand="0" w:val="0020"/>
+        <w:tblBorders>
+          <w:top w:val="single" w:sz="4" w:space="0" w:color="BFBFBF"/>
+          <w:left w:val="single" w:sz="4" w:space="0" w:color="BFBFBF"/>
+          <w:bottom w:val="single" w:sz="4" w:space="0" w:color="BFBFBF"/>
+          <w:right w:val="single" w:sz="4" w:space="0" w:color="BFBFBF"/>
+          <w:insideH w:val="single" w:sz="4" w:space="0" w:color="BFBFBF"/>
+          <w:insideV w:val="single" w:sz="4" w:space="0" w:color="BFBFBF"/>
+        </w:tblBorders>
       </w:tblPr>
       <w:tblGrid>
         <w:gridCol w:w="1980"/>
@@ -796,46 +565,70 @@
           <w:tblHeader w:val="on"/>
         </w:trPr>
         <w:tc>
-          <w:tcPr/>
-          <w:p>
-            <w:pPr>
-              <w:pStyle w:val="Compact"/>
-            </w:pPr>
-            <w:r>
-              <w:t xml:space="preserve">Topic</w:t>
-            </w:r>
-          </w:p>
-        </w:tc>
-        <w:tc>
-          <w:tcPr/>
-          <w:p>
-            <w:pPr>
-              <w:pStyle w:val="Compact"/>
-            </w:pPr>
-            <w:r>
-              <w:t xml:space="preserve">What to collect</w:t>
-            </w:r>
-          </w:p>
-        </w:tc>
-        <w:tc>
-          <w:tcPr/>
-          <w:p>
-            <w:pPr>
-              <w:pStyle w:val="Compact"/>
-            </w:pPr>
-            <w:r>
-              <w:t xml:space="preserve">CSW source</w:t>
-            </w:r>
-          </w:p>
-        </w:tc>
-        <w:tc>
-          <w:tcPr/>
-          <w:p>
-            <w:pPr>
-              <w:pStyle w:val="Compact"/>
-            </w:pPr>
-            <w:r>
-              <w:t xml:space="preserve">Suggested cadence</w:t>
+          <w:tcPr>
+            <w:shd w:val="clear" w:color="auto" w:fill="003366"/>
+          </w:tcPr>
+          <w:p>
+            <w:pPr>
+              <w:pStyle w:val="Compact"/>
+            </w:pPr>
+            <w:r>
+              <w:rPr>
+                <w:b/>
+                <w:color w:val="FFFFFF"/>
+              </w:rPr>
+              <w:t xml:space="preserve">Framework topic</w:t>
+            </w:r>
+          </w:p>
+        </w:tc>
+        <w:tc>
+          <w:tcPr>
+            <w:shd w:val="clear" w:color="auto" w:fill="003366"/>
+          </w:tcPr>
+          <w:p>
+            <w:pPr>
+              <w:pStyle w:val="Compact"/>
+            </w:pPr>
+            <w:r>
+              <w:rPr>
+                <w:b/>
+                <w:color w:val="FFFFFF"/>
+              </w:rPr>
+              <w:t xml:space="preserve">Coverage</w:t>
+            </w:r>
+          </w:p>
+        </w:tc>
+        <w:tc>
+          <w:tcPr>
+            <w:shd w:val="clear" w:color="auto" w:fill="003366"/>
+          </w:tcPr>
+          <w:p>
+            <w:pPr>
+              <w:pStyle w:val="Compact"/>
+            </w:pPr>
+            <w:r>
+              <w:rPr>
+                <w:b/>
+                <w:color w:val="FFFFFF"/>
+              </w:rPr>
+              <w:t xml:space="preserve">CSW capability</w:t>
+            </w:r>
+          </w:p>
+        </w:tc>
+        <w:tc>
+          <w:tcPr>
+            <w:shd w:val="clear" w:color="auto" w:fill="003366"/>
+          </w:tcPr>
+          <w:p>
+            <w:pPr>
+              <w:pStyle w:val="Compact"/>
+            </w:pPr>
+            <w:r>
+              <w:rPr>
+                <w:b/>
+                <w:color w:val="FFFFFF"/>
+              </w:rPr>
+              <w:t xml:space="preserve">Evidence artifact</w:t>
             </w:r>
           </w:p>
         </w:tc>
@@ -848,7 +641,24 @@
               <w:pStyle w:val="Compact"/>
             </w:pPr>
             <w:r>
-              <w:t xml:space="preserve">Reachable-surface reduction</w:t>
+              <w:t xml:space="preserve">Initial Access (TA0001) - reduce reachable surface</w:t>
+            </w:r>
+          </w:p>
+        </w:tc>
+        <w:tc>
+          <w:tcPr>
+            <w:shd w:val="clear" w:color="auto" w:fill="107C41"/>
+          </w:tcPr>
+          <w:p>
+            <w:pPr>
+              <w:pStyle w:val="Compact"/>
+            </w:pPr>
+            <w:r>
+              <w:rPr>
+                <w:b/>
+                <w:color w:val="FFFFFF"/>
+              </w:rPr>
+              <w:t>Direct</w:t>
             </w:r>
           </w:p>
         </w:tc>
@@ -859,7 +669,7 @@
               <w:pStyle w:val="Compact"/>
             </w:pPr>
             <w:r>
-              <w:t xml:space="preserve">Reduced ingress paths to high-value workloads</w:t>
+              <w:t xml:space="preserve">Reachability-weighted vulnerability evidence; policy workspace deny by default</w:t>
             </w:r>
           </w:p>
         </w:tc>
@@ -870,64 +680,65 @@
               <w:pStyle w:val="Compact"/>
             </w:pPr>
             <w:r>
-              <w:t xml:space="preserve">Policy workspace export + reachability summary</w:t>
-            </w:r>
-          </w:p>
-        </w:tc>
-        <w:tc>
-          <w:tcPr/>
-          <w:p>
-            <w:pPr>
-              <w:pStyle w:val="Compact"/>
-            </w:pPr>
-            <w:r>
-              <w:t xml:space="preserve">Quarterly + after each major workspace change</w:t>
+              <w:t xml:space="preserve">Vulnerability report + workspace snapshot showing reduced ingress paths</w:t>
             </w:r>
           </w:p>
         </w:tc>
       </w:tr>
       <w:tr>
         <w:tc>
-          <w:tcPr/>
-          <w:p>
-            <w:pPr>
-              <w:pStyle w:val="Compact"/>
-            </w:pPr>
-            <w:r>
-              <w:t xml:space="preserve">Lateral-movement enforcement</w:t>
-            </w:r>
-          </w:p>
-        </w:tc>
-        <w:tc>
-          <w:tcPr/>
-          <w:p>
-            <w:pPr>
-              <w:pStyle w:val="Compact"/>
-            </w:pPr>
-            <w:r>
-              <w:t xml:space="preserve">East-west allowlist enforcement and violation log</w:t>
-            </w:r>
-          </w:p>
-        </w:tc>
-        <w:tc>
-          <w:tcPr/>
-          <w:p>
-            <w:pPr>
-              <w:pStyle w:val="Compact"/>
-            </w:pPr>
-            <w:r>
-              <w:t xml:space="preserve">Policy workspace export + policy analysis output</w:t>
-            </w:r>
-          </w:p>
-        </w:tc>
-        <w:tc>
-          <w:tcPr/>
-          <w:p>
-            <w:pPr>
-              <w:pStyle w:val="Compact"/>
-            </w:pPr>
-            <w:r>
-              <w:t xml:space="preserve">Continuous; reviewed quarterly</w:t>
+          <w:tcPr>
+            <w:shd w:val="clear" w:color="auto" w:fill="F2F2F2"/>
+          </w:tcPr>
+          <w:p>
+            <w:pPr>
+              <w:pStyle w:val="Compact"/>
+            </w:pPr>
+            <w:r>
+              <w:t xml:space="preserve">Discovery (TA0007) - detect lateral discovery flows</w:t>
+            </w:r>
+          </w:p>
+        </w:tc>
+        <w:tc>
+          <w:tcPr>
+            <w:shd w:val="clear" w:color="auto" w:fill="107C41"/>
+          </w:tcPr>
+          <w:p>
+            <w:pPr>
+              <w:pStyle w:val="Compact"/>
+            </w:pPr>
+            <w:r>
+              <w:rPr>
+                <w:b/>
+                <w:color w:val="FFFFFF"/>
+              </w:rPr>
+              <w:t>Direct</w:t>
+            </w:r>
+          </w:p>
+        </w:tc>
+        <w:tc>
+          <w:tcPr>
+            <w:shd w:val="clear" w:color="auto" w:fill="F2F2F2"/>
+          </w:tcPr>
+          <w:p>
+            <w:pPr>
+              <w:pStyle w:val="Compact"/>
+            </w:pPr>
+            <w:r>
+              <w:t xml:space="preserve">Process + flow telemetry; alerts on unexpected scanning patterns</w:t>
+            </w:r>
+          </w:p>
+        </w:tc>
+        <w:tc>
+          <w:tcPr>
+            <w:shd w:val="clear" w:color="auto" w:fill="F2F2F2"/>
+          </w:tcPr>
+          <w:p>
+            <w:pPr>
+              <w:pStyle w:val="Compact"/>
+            </w:pPr>
+            <w:r>
+              <w:t xml:space="preserve">Alert log for unauthorised east-west reconnaissance</w:t>
             </w:r>
           </w:p>
         </w:tc>
@@ -940,7 +751,24 @@
               <w:pStyle w:val="Compact"/>
             </w:pPr>
             <w:r>
-              <w:t xml:space="preserve">Egress monitoring</w:t>
+              <w:t xml:space="preserve">Lateral Movement (TA0008) - east-west enforcement and detection</w:t>
+            </w:r>
+          </w:p>
+        </w:tc>
+        <w:tc>
+          <w:tcPr>
+            <w:shd w:val="clear" w:color="auto" w:fill="107C41"/>
+          </w:tcPr>
+          <w:p>
+            <w:pPr>
+              <w:pStyle w:val="Compact"/>
+            </w:pPr>
+            <w:r>
+              <w:rPr>
+                <w:b/>
+                <w:color w:val="FFFFFF"/>
+              </w:rPr>
+              <w:t>Direct</w:t>
             </w:r>
           </w:p>
         </w:tc>
@@ -951,7 +779,7 @@
               <w:pStyle w:val="Compact"/>
             </w:pPr>
             <w:r>
-              <w:t xml:space="preserve">Outbound flow telemetry to external destinations</w:t>
+              <w:t xml:space="preserve">Policy workspace + enforcement / violation log</w:t>
             </w:r>
           </w:p>
         </w:tc>
@@ -962,31 +790,95 @@
               <w:pStyle w:val="Compact"/>
             </w:pPr>
             <w:r>
-              <w:t xml:space="preserve">Flow search filtered to external destinations</w:t>
-            </w:r>
-          </w:p>
-        </w:tc>
-        <w:tc>
-          <w:tcPr/>
-          <w:p>
-            <w:pPr>
-              <w:pStyle w:val="Compact"/>
-            </w:pPr>
-            <w:r>
-              <w:t xml:space="preserve">Continuous; reviewed daily for high-value scopes</w:t>
+              <w:t xml:space="preserve">Workspace snapshot + violation log showing east-west allowlist enforcement</w:t>
             </w:r>
           </w:p>
         </w:tc>
       </w:tr>
       <w:tr>
         <w:tc>
+          <w:tcPr>
+            <w:shd w:val="clear" w:color="auto" w:fill="F2F2F2"/>
+          </w:tcPr>
+          <w:p>
+            <w:pPr>
+              <w:pStyle w:val="Compact"/>
+            </w:pPr>
+            <w:r>
+              <w:t xml:space="preserve">Command and Control (TA0011) - egress detection</w:t>
+            </w:r>
+          </w:p>
+        </w:tc>
+        <w:tc>
+          <w:tcPr>
+            <w:shd w:val="clear" w:color="auto" w:fill="107C41"/>
+          </w:tcPr>
+          <w:p>
+            <w:pPr>
+              <w:pStyle w:val="Compact"/>
+            </w:pPr>
+            <w:r>
+              <w:rPr>
+                <w:b/>
+                <w:color w:val="FFFFFF"/>
+              </w:rPr>
+              <w:t>Direct</w:t>
+            </w:r>
+          </w:p>
+        </w:tc>
+        <w:tc>
+          <w:tcPr>
+            <w:shd w:val="clear" w:color="auto" w:fill="F2F2F2"/>
+          </w:tcPr>
+          <w:p>
+            <w:pPr>
+              <w:pStyle w:val="Compact"/>
+            </w:pPr>
+            <w:r>
+              <w:t xml:space="preserve">Outbound flow telemetry with destination context</w:t>
+            </w:r>
+          </w:p>
+        </w:tc>
+        <w:tc>
+          <w:tcPr>
+            <w:shd w:val="clear" w:color="auto" w:fill="F2F2F2"/>
+          </w:tcPr>
+          <w:p>
+            <w:pPr>
+              <w:pStyle w:val="Compact"/>
+            </w:pPr>
+            <w:r>
+              <w:t xml:space="preserve">Egress flow report and anomaly alerts</w:t>
+            </w:r>
+          </w:p>
+        </w:tc>
+      </w:tr>
+      <w:tr>
+        <w:tc>
           <w:tcPr/>
           <w:p>
             <w:pPr>
               <w:pStyle w:val="Compact"/>
             </w:pPr>
             <w:r>
-              <w:t xml:space="preserve">Detection content (joint with SOC)</w:t>
+              <w:t xml:space="preserve">Exfiltration (TA0010) - egress detection</w:t>
+            </w:r>
+          </w:p>
+        </w:tc>
+        <w:tc>
+          <w:tcPr>
+            <w:shd w:val="clear" w:color="auto" w:fill="107C41"/>
+          </w:tcPr>
+          <w:p>
+            <w:pPr>
+              <w:pStyle w:val="Compact"/>
+            </w:pPr>
+            <w:r>
+              <w:rPr>
+                <w:b/>
+                <w:color w:val="FFFFFF"/>
+              </w:rPr>
+              <w:t>Direct</w:t>
             </w:r>
           </w:p>
         </w:tc>
@@ -997,7 +889,7 @@
               <w:pStyle w:val="Compact"/>
             </w:pPr>
             <w:r>
-              <w:t xml:space="preserve">ATT&amp;CK-mapped detection rules using CSW telemetry</w:t>
+              <w:t xml:space="preserve">Outbound flow telemetry with destination context and volume context</w:t>
             </w:r>
           </w:p>
         </w:tc>
@@ -1008,25 +900,385 @@
               <w:pStyle w:val="Compact"/>
             </w:pPr>
             <w:r>
-              <w:t xml:space="preserve">SOC integration (CSW telemetry exported to SIEM)</w:t>
-            </w:r>
-          </w:p>
-        </w:tc>
-        <w:tc>
-          <w:tcPr/>
-          <w:p>
-            <w:pPr>
-              <w:pStyle w:val="Compact"/>
-            </w:pPr>
-            <w:r>
-              <w:t xml:space="preserve">Continuous; rule sets reviewed monthly</w:t>
+              <w:t xml:space="preserve">Egress flow report with volume anomalies</w:t>
+            </w:r>
+          </w:p>
+        </w:tc>
+      </w:tr>
+      <w:tr>
+        <w:tc>
+          <w:tcPr>
+            <w:shd w:val="clear" w:color="auto" w:fill="F2F2F2"/>
+          </w:tcPr>
+          <w:p>
+            <w:pPr>
+              <w:pStyle w:val="Compact"/>
+            </w:pPr>
+            <w:r>
+              <w:t xml:space="preserve">Impact (TA0040) - reach scoping</w:t>
+            </w:r>
+          </w:p>
+        </w:tc>
+        <w:tc>
+          <w:tcPr>
+            <w:shd w:val="clear" w:color="auto" w:fill="107C41"/>
+          </w:tcPr>
+          <w:p>
+            <w:pPr>
+              <w:pStyle w:val="Compact"/>
+            </w:pPr>
+            <w:r>
+              <w:rPr>
+                <w:b/>
+                <w:color w:val="FFFFFF"/>
+              </w:rPr>
+              <w:t>Direct</w:t>
+            </w:r>
+          </w:p>
+        </w:tc>
+        <w:tc>
+          <w:tcPr>
+            <w:shd w:val="clear" w:color="auto" w:fill="F2F2F2"/>
+          </w:tcPr>
+          <w:p>
+            <w:pPr>
+              <w:pStyle w:val="Compact"/>
+            </w:pPr>
+            <w:r>
+              <w:t xml:space="preserve">Forensic flow + process search</w:t>
+            </w:r>
+          </w:p>
+        </w:tc>
+        <w:tc>
+          <w:tcPr>
+            <w:shd w:val="clear" w:color="auto" w:fill="F2F2F2"/>
+          </w:tcPr>
+          <w:p>
+            <w:pPr>
+              <w:pStyle w:val="Compact"/>
+            </w:pPr>
+            <w:r>
+              <w:t xml:space="preserve">Investigation pack showing reach from the impacted workload</w:t>
             </w:r>
           </w:p>
         </w:tc>
       </w:tr>
     </w:tbl>
     <w:bookmarkEnd w:id="17"/>
-    <w:bookmarkStart w:id="18" w:name="pov-workshop-approach"/>
+    <w:bookmarkStart w:id="18" w:name="evidence-collection-approach"/>
+    <w:p>
+      <w:pPr>
+        <w:pStyle w:val="Heading2"/>
+      </w:pPr>
+      <w:r>
+        <w:t xml:space="preserve">Evidence Collection Approach</w:t>
+      </w:r>
+    </w:p>
+    <w:p>
+      <w:pPr>
+        <w:pStyle w:val="FirstParagraph"/>
+      </w:pPr>
+      <w:r>
+        <w:t xml:space="preserve">The table below describes per-topic evidence collection - what to collect, the CSW source area, and a suggested cadence. The cadence should be tuned to the customer’s audit cycle, regulatory cadence, and risk appetite.</w:t>
+      </w:r>
+    </w:p>
+    <w:tbl>
+      <w:tblPr>
+        <w:tblStyle w:val="Table"/>
+        <w:tblW w:type="pct" w:w="5000"/>
+        <w:tblLayout w:type="fixed"/>
+        <w:tblLook w:firstRow="1" w:lastRow="0" w:firstColumn="0" w:lastColumn="0" w:noHBand="0" w:noVBand="0" w:val="0020"/>
+        <w:tblBorders>
+          <w:top w:val="single" w:sz="4" w:space="0" w:color="BFBFBF"/>
+          <w:left w:val="single" w:sz="4" w:space="0" w:color="BFBFBF"/>
+          <w:bottom w:val="single" w:sz="4" w:space="0" w:color="BFBFBF"/>
+          <w:right w:val="single" w:sz="4" w:space="0" w:color="BFBFBF"/>
+          <w:insideH w:val="single" w:sz="4" w:space="0" w:color="BFBFBF"/>
+          <w:insideV w:val="single" w:sz="4" w:space="0" w:color="BFBFBF"/>
+        </w:tblBorders>
+      </w:tblPr>
+      <w:tblGrid>
+        <w:gridCol w:w="1980"/>
+        <w:gridCol w:w="1980"/>
+        <w:gridCol w:w="1980"/>
+        <w:gridCol w:w="1980"/>
+      </w:tblGrid>
+      <w:tr>
+        <w:trPr>
+          <w:tblHeader w:val="on"/>
+        </w:trPr>
+        <w:tc>
+          <w:tcPr>
+            <w:shd w:val="clear" w:color="auto" w:fill="003366"/>
+          </w:tcPr>
+          <w:p>
+            <w:pPr>
+              <w:pStyle w:val="Compact"/>
+            </w:pPr>
+            <w:r>
+              <w:rPr>
+                <w:b/>
+                <w:color w:val="FFFFFF"/>
+              </w:rPr>
+              <w:t xml:space="preserve">Topic</w:t>
+            </w:r>
+          </w:p>
+        </w:tc>
+        <w:tc>
+          <w:tcPr>
+            <w:shd w:val="clear" w:color="auto" w:fill="003366"/>
+          </w:tcPr>
+          <w:p>
+            <w:pPr>
+              <w:pStyle w:val="Compact"/>
+            </w:pPr>
+            <w:r>
+              <w:rPr>
+                <w:b/>
+                <w:color w:val="FFFFFF"/>
+              </w:rPr>
+              <w:t xml:space="preserve">What to collect</w:t>
+            </w:r>
+          </w:p>
+        </w:tc>
+        <w:tc>
+          <w:tcPr>
+            <w:shd w:val="clear" w:color="auto" w:fill="003366"/>
+          </w:tcPr>
+          <w:p>
+            <w:pPr>
+              <w:pStyle w:val="Compact"/>
+            </w:pPr>
+            <w:r>
+              <w:rPr>
+                <w:b/>
+                <w:color w:val="FFFFFF"/>
+              </w:rPr>
+              <w:t xml:space="preserve">CSW source</w:t>
+            </w:r>
+          </w:p>
+        </w:tc>
+        <w:tc>
+          <w:tcPr>
+            <w:shd w:val="clear" w:color="auto" w:fill="003366"/>
+          </w:tcPr>
+          <w:p>
+            <w:pPr>
+              <w:pStyle w:val="Compact"/>
+            </w:pPr>
+            <w:r>
+              <w:rPr>
+                <w:b/>
+                <w:color w:val="FFFFFF"/>
+              </w:rPr>
+              <w:t xml:space="preserve">Suggested cadence</w:t>
+            </w:r>
+          </w:p>
+        </w:tc>
+      </w:tr>
+      <w:tr>
+        <w:tc>
+          <w:tcPr/>
+          <w:p>
+            <w:pPr>
+              <w:pStyle w:val="Compact"/>
+            </w:pPr>
+            <w:r>
+              <w:t xml:space="preserve">Reachable-surface reduction</w:t>
+            </w:r>
+          </w:p>
+        </w:tc>
+        <w:tc>
+          <w:tcPr/>
+          <w:p>
+            <w:pPr>
+              <w:pStyle w:val="Compact"/>
+            </w:pPr>
+            <w:r>
+              <w:t xml:space="preserve">Reduced ingress paths to high-value workloads</w:t>
+            </w:r>
+          </w:p>
+        </w:tc>
+        <w:tc>
+          <w:tcPr/>
+          <w:p>
+            <w:pPr>
+              <w:pStyle w:val="Compact"/>
+            </w:pPr>
+            <w:r>
+              <w:t xml:space="preserve">Policy workspace export + reachability summary</w:t>
+            </w:r>
+          </w:p>
+        </w:tc>
+        <w:tc>
+          <w:tcPr/>
+          <w:p>
+            <w:pPr>
+              <w:pStyle w:val="Compact"/>
+            </w:pPr>
+            <w:r>
+              <w:t xml:space="preserve">Quarterly + after each major workspace change</w:t>
+            </w:r>
+          </w:p>
+        </w:tc>
+      </w:tr>
+      <w:tr>
+        <w:tc>
+          <w:tcPr>
+            <w:shd w:val="clear" w:color="auto" w:fill="F2F2F2"/>
+          </w:tcPr>
+          <w:p>
+            <w:pPr>
+              <w:pStyle w:val="Compact"/>
+            </w:pPr>
+            <w:r>
+              <w:t xml:space="preserve">Lateral-movement enforcement</w:t>
+            </w:r>
+          </w:p>
+        </w:tc>
+        <w:tc>
+          <w:tcPr>
+            <w:shd w:val="clear" w:color="auto" w:fill="F2F2F2"/>
+          </w:tcPr>
+          <w:p>
+            <w:pPr>
+              <w:pStyle w:val="Compact"/>
+            </w:pPr>
+            <w:r>
+              <w:t xml:space="preserve">East-west allowlist enforcement and violation log</w:t>
+            </w:r>
+          </w:p>
+        </w:tc>
+        <w:tc>
+          <w:tcPr>
+            <w:shd w:val="clear" w:color="auto" w:fill="F2F2F2"/>
+          </w:tcPr>
+          <w:p>
+            <w:pPr>
+              <w:pStyle w:val="Compact"/>
+            </w:pPr>
+            <w:r>
+              <w:t xml:space="preserve">Policy workspace export + policy analysis output</w:t>
+            </w:r>
+          </w:p>
+        </w:tc>
+        <w:tc>
+          <w:tcPr>
+            <w:shd w:val="clear" w:color="auto" w:fill="F2F2F2"/>
+          </w:tcPr>
+          <w:p>
+            <w:pPr>
+              <w:pStyle w:val="Compact"/>
+            </w:pPr>
+            <w:r>
+              <w:t xml:space="preserve">Continuous; reviewed quarterly</w:t>
+            </w:r>
+          </w:p>
+        </w:tc>
+      </w:tr>
+      <w:tr>
+        <w:tc>
+          <w:tcPr/>
+          <w:p>
+            <w:pPr>
+              <w:pStyle w:val="Compact"/>
+            </w:pPr>
+            <w:r>
+              <w:t xml:space="preserve">Egress monitoring</w:t>
+            </w:r>
+          </w:p>
+        </w:tc>
+        <w:tc>
+          <w:tcPr/>
+          <w:p>
+            <w:pPr>
+              <w:pStyle w:val="Compact"/>
+            </w:pPr>
+            <w:r>
+              <w:t xml:space="preserve">Outbound flow telemetry to external destinations</w:t>
+            </w:r>
+          </w:p>
+        </w:tc>
+        <w:tc>
+          <w:tcPr/>
+          <w:p>
+            <w:pPr>
+              <w:pStyle w:val="Compact"/>
+            </w:pPr>
+            <w:r>
+              <w:t xml:space="preserve">Flow search filtered to external destinations</w:t>
+            </w:r>
+          </w:p>
+        </w:tc>
+        <w:tc>
+          <w:tcPr/>
+          <w:p>
+            <w:pPr>
+              <w:pStyle w:val="Compact"/>
+            </w:pPr>
+            <w:r>
+              <w:t xml:space="preserve">Continuous; reviewed daily for high-value scopes</w:t>
+            </w:r>
+          </w:p>
+        </w:tc>
+      </w:tr>
+      <w:tr>
+        <w:tc>
+          <w:tcPr>
+            <w:shd w:val="clear" w:color="auto" w:fill="F2F2F2"/>
+          </w:tcPr>
+          <w:p>
+            <w:pPr>
+              <w:pStyle w:val="Compact"/>
+            </w:pPr>
+            <w:r>
+              <w:t xml:space="preserve">Detection content (joint with SOC)</w:t>
+            </w:r>
+          </w:p>
+        </w:tc>
+        <w:tc>
+          <w:tcPr>
+            <w:shd w:val="clear" w:color="auto" w:fill="F2F2F2"/>
+          </w:tcPr>
+          <w:p>
+            <w:pPr>
+              <w:pStyle w:val="Compact"/>
+            </w:pPr>
+            <w:r>
+              <w:t xml:space="preserve">ATT&amp;CK-mapped detection rules using CSW telemetry</w:t>
+            </w:r>
+          </w:p>
+        </w:tc>
+        <w:tc>
+          <w:tcPr>
+            <w:shd w:val="clear" w:color="auto" w:fill="F2F2F2"/>
+          </w:tcPr>
+          <w:p>
+            <w:pPr>
+              <w:pStyle w:val="Compact"/>
+            </w:pPr>
+            <w:r>
+              <w:t xml:space="preserve">SOC integration (CSW telemetry exported to SIEM)</w:t>
+            </w:r>
+          </w:p>
+        </w:tc>
+        <w:tc>
+          <w:tcPr>
+            <w:shd w:val="clear" w:color="auto" w:fill="F2F2F2"/>
+          </w:tcPr>
+          <w:p>
+            <w:pPr>
+              <w:pStyle w:val="Compact"/>
+            </w:pPr>
+            <w:r>
+              <w:t xml:space="preserve">Continuous; rule sets reviewed monthly</w:t>
+            </w:r>
+          </w:p>
+        </w:tc>
+      </w:tr>
+    </w:tbl>
+    <w:bookmarkEnd w:id="18"/>
+    <w:bookmarkStart w:id="19" w:name="pov-workshop-approach"/>
     <w:p>
       <w:pPr>
         <w:pStyle w:val="Heading2"/>
@@ -1188,8 +1440,8 @@
         <w:t xml:space="preserve">Package inventory, scope, flows, policy, exceptions, and known gaps as the evidence output. Cross-reference this report’s evidence collection table with the customer’s existing audit work-papers.</w:t>
       </w:r>
     </w:p>
-    <w:bookmarkEnd w:id="18"/>
-    <w:bookmarkStart w:id="19" w:name="boundaries-and-complementary-controls"/>
+    <w:bookmarkEnd w:id="19"/>
+    <w:bookmarkStart w:id="20" w:name="boundaries-and-complementary-controls"/>
     <w:p>
       <w:pPr>
         <w:pStyle w:val="Heading2"/>
@@ -1206,8 +1458,8 @@
         <w:t xml:space="preserve">ATT&amp;CK is not a compliance standard. CSW does not replace EDR, SIEM, identity telemetry, malware analysis, endpoint response, threat intelligence, or the full detection engineering function. CSW is one telemetry source among many for an ATT&amp;CK-aligned SOC.</w:t>
       </w:r>
     </w:p>
-    <w:bookmarkEnd w:id="19"/>
-    <w:bookmarkStart w:id="20" w:name="assessor-auditor-caveat"/>
+    <w:bookmarkEnd w:id="20"/>
+    <w:bookmarkStart w:id="21" w:name="assessor-auditor-caveat"/>
     <w:p>
       <w:pPr>
         <w:pStyle w:val="Heading2"/>
@@ -1224,8 +1476,8 @@
         <w:t xml:space="preserve">CSW provides technical evidence inputs. The customer’s qualified assessor, auditor, certifying body, or regulator determines compliance status. Validate all framework-topic mappings, control IDs, paragraph references, and section numbers in this report against the current official framework text. If the customer is being assessed against a version other than the one referenced in the framework version note above, revalidate before use.</w:t>
       </w:r>
     </w:p>
-    <w:bookmarkEnd w:id="20"/>
-    <w:bookmarkStart w:id="21" w:name="disclaimer"/>
+    <w:bookmarkEnd w:id="21"/>
+    <w:bookmarkStart w:id="22" w:name="disclaimer"/>
     <w:p>
       <w:pPr>
         <w:pStyle w:val="Heading2"/>
@@ -1242,8 +1494,8 @@
         <w:t xml:space="preserve">This report is for informational and planning purposes. It is not legal, regulatory, audit, or certification advice. Validate all mappings against the current official framework text, the customer’s environment, and qualified compliance, legal, and audit professionals.</w:t>
       </w:r>
     </w:p>
-    <w:bookmarkEnd w:id="21"/>
     <w:bookmarkEnd w:id="22"/>
+    <w:bookmarkEnd w:id="23"/>
     <w:sectPr>
       <w:footnotePr>
         <w:numRestart w:val="eachSect"/>

--- a/MITRE-ATTACK/CSW-MITRE-ATTACK-Compliance-Report.docx
+++ b/MITRE-ATTACK/CSW-MITRE-ATTACK-Compliance-Report.docx
@@ -150,13 +150,13 @@
         <w:t xml:space="preserve"> </w:t>
       </w:r>
       <w:r>
-        <w:t xml:space="preserve">they produce. The technical runbook (</w:t>
+        <w:t xml:space="preserve">they produce. The reference design (</w:t>
       </w:r>
       <w:r>
         <w:rPr>
           <w:rStyle w:val="VerbatimChar"/>
         </w:rPr>
-        <w:t xml:space="preserve">CSW-MITRE-ATTACK-Technical-Runbook.md</w:t>
+        <w:t xml:space="preserve">CSW-MITRE-ATTACK-Technical-Reference design.md</w:t>
       </w:r>
       <w:r>
         <w:t xml:space="preserve">) in this folder contains the deeper engineering detail.</w:t>
